--- a/WealthWise_STP_v1.0.docx
+++ b/WealthWise_STP_v1.0.docx
@@ -223,13 +223,7 @@
               <w:rPr>
                 <w:sz w:val="18"/>
               </w:rPr>
-              <w:t>1</w:t>
-            </w:r>
-            <w:r>
-              <w:rPr>
-                <w:sz w:val="18"/>
-              </w:rPr>
-              <w:t>1</w:t>
+              <w:t>2</w:t>
             </w:r>
             <w:r>
               <w:rPr>
